--- a/pr-preview/pr-213/chapters/intro-tracked-changes.docx
+++ b/pr-preview/pr-213/chapters/intro-tracked-changes.docx
@@ -16,7 +16,7 @@
       </w:pPr>
       <w:del w:id="1" w:author="PR Preview" w:date="2026-01-01T00:00:00Z">
         <w:r>
-          <w:delText xml:space="preserve">Last modified: 2026-10-15 22:11:04 (PDT)</w:delText>
+          <w:delText xml:space="preserve">Last modified: 2026-10-15 23:42:45 (PDT)</w:delText>
         </w:r>
       </w:del>
     </w:p>
@@ -26,7 +26,7 @@
       </w:pPr>
       <w:ins w:id="2" w:author="PR Preview" w:date="2026-01-01T00:00:00Z">
         <w:r>
-          <w:t xml:space="preserve">Last modified: 2026-10-15 23:21:43 (PDT)</w:t>
+          <w:t xml:space="preserve">Last modified: 2026-10-16 00:04:38 (PDT)</w:t>
         </w:r>
       </w:ins>
     </w:p>
@@ -433,7 +433,7 @@
       </w:r>
     </w:p>
     <w:bookmarkEnd w:id="18"/>
-    <w:bookmarkStart w:id="28" w:name="how-the-book-is-organized"/>
+    <w:bookmarkStart w:id="29" w:name="how-the-book-is-organized"/>
     <w:p>
       <w:pPr>
         <w:pStyle w:val="Heading2"/>
@@ -447,7 +447,7 @@
         <w:pStyle w:val="FirstParagraph"/>
       </w:pPr>
       <w:r>
-        <w:t xml:space="preserve">The chapters fall into five groups:</w:t>
+        <w:t xml:space="preserve">The chapters fall into six groups:</w:t>
       </w:r>
     </w:p>
     <w:p>
@@ -716,6 +716,35 @@
     </w:p>
     <w:p>
       <w:pPr>
+        <w:pStyle w:val="Compact"/>
+        <w:numPr>
+          <w:ilvl w:val="0"/>
+          <w:numId w:val="1002"/>
+        </w:numPr>
+      </w:pPr>
+      <w:r>
+        <w:t xml:space="preserve">Thinking:</w:t>
+      </w:r>
+    </w:p>
+    <w:p>
+      <w:pPr>
+        <w:pStyle w:val="Compact"/>
+        <w:numPr>
+          <w:ilvl w:val="1"/>
+          <w:numId w:val="1008"/>
+        </w:numPr>
+      </w:pPr>
+      <w:hyperlink r:id="rId27">
+        <w:r>
+          <w:rPr>
+            <w:rStyle w:val="Hyperlink"/>
+          </w:rPr>
+          <w:t xml:space="preserve">Writing to clarify your thinking</w:t>
+        </w:r>
+      </w:hyperlink>
+    </w:p>
+    <w:p>
+      <w:pPr>
         <w:pStyle w:val="FirstParagraph"/>
       </w:pPr>
       <w:r>
@@ -724,7 +753,7 @@
       <w:r>
         <w:t xml:space="preserve"> </w:t>
       </w:r>
-      <w:hyperlink r:id="rId27">
+      <w:hyperlink r:id="rId28">
         <w:r>
           <w:rPr>
             <w:rStyle w:val="Hyperlink"/>
@@ -745,8 +774,8 @@
         <w:t xml:space="preserve">as a checklist for revising a draft.</w:t>
       </w:r>
     </w:p>
-    <w:bookmarkEnd w:id="28"/>
-    <w:bookmarkStart w:id="29" w:name="how-to-read-the-book"/>
+    <w:bookmarkEnd w:id="29"/>
+    <w:bookmarkStart w:id="30" w:name="how-to-read-the-book"/>
     <w:p>
       <w:pPr>
         <w:pStyle w:val="Heading2"/>
@@ -883,7 +912,7 @@
       <w:r>
         <w:t xml:space="preserve"> </w:t>
       </w:r>
-      <w:hyperlink r:id="rId27">
+      <w:hyperlink r:id="rId28">
         <w:r>
           <w:rPr>
             <w:rStyle w:val="Hyperlink"/>
@@ -898,8 +927,8 @@
         <w:t xml:space="preserve">checklist when you revise.</w:t>
       </w:r>
     </w:p>
-    <w:bookmarkEnd w:id="29"/>
-    <w:bookmarkStart w:id="34" w:name="sec-further-reading"/>
+    <w:bookmarkEnd w:id="30"/>
+    <w:bookmarkStart w:id="35" w:name="sec-further-reading"/>
     <w:p>
       <w:pPr>
         <w:pStyle w:val="Heading2"/>
@@ -921,7 +950,7 @@
         <w:pStyle w:val="Compact"/>
         <w:numPr>
           <w:ilvl w:val="0"/>
-          <w:numId w:val="1008"/>
+          <w:numId w:val="1009"/>
         </w:numPr>
       </w:pPr>
       <w:r>
@@ -939,7 +968,7 @@
         <w:pStyle w:val="Compact"/>
         <w:numPr>
           <w:ilvl w:val="0"/>
-          <w:numId w:val="1008"/>
+          <w:numId w:val="1009"/>
         </w:numPr>
       </w:pPr>
       <w:r>
@@ -979,7 +1008,7 @@
         <w:pStyle w:val="Compact"/>
         <w:numPr>
           <w:ilvl w:val="0"/>
-          <w:numId w:val="1008"/>
+          <w:numId w:val="1009"/>
         </w:numPr>
       </w:pPr>
       <w:r>
@@ -997,10 +1026,10 @@
         <w:pStyle w:val="Compact"/>
         <w:numPr>
           <w:ilvl w:val="0"/>
-          <w:numId w:val="1008"/>
+          <w:numId w:val="1009"/>
         </w:numPr>
       </w:pPr>
-      <w:hyperlink r:id="rId30">
+      <w:hyperlink r:id="rId31">
         <w:r>
           <w:rPr>
             <w:rStyle w:val="Hyperlink"/>
@@ -1084,12 +1113,12 @@
                 <wp:inline>
                   <wp:extent cx="152400" cy="152400"/>
                   <wp:effectExtent b="0" l="0" r="0" t="0"/>
-                  <wp:docPr descr="" title="" id="31" name="Picture"/>
+                  <wp:docPr descr="" title="" id="32" name="Picture"/>
                   <a:graphic>
                     <a:graphicData uri="http://schemas.openxmlformats.org/drawingml/2006/picture">
                       <pic:pic>
                         <pic:nvPicPr>
-                          <pic:cNvPr descr="/opt/quarto/share/formats/docx/note.png" id="32" name="Picture"/>
+                          <pic:cNvPr descr="/opt/quarto/share/formats/docx/note.png" id="33" name="Picture"/>
                           <pic:cNvPicPr>
                             <a:picLocks noChangeArrowheads="1" noChangeAspect="1"/>
                           </pic:cNvPicPr>
@@ -1157,7 +1186,7 @@
             <w:r>
               <w:t xml:space="preserve"> </w:t>
             </w:r>
-            <w:hyperlink r:id="rId33">
+            <w:hyperlink r:id="rId34">
               <w:r>
                 <w:rPr>
                   <w:rStyle w:val="Hyperlink"/>
@@ -1176,8 +1205,8 @@
         </w:tc>
       </w:tr>
     </w:tbl>
-    <w:bookmarkEnd w:id="34"/>
-    <w:bookmarkStart w:id="43" w:name="contributing"/>
+    <w:bookmarkEnd w:id="35"/>
+    <w:bookmarkStart w:id="44" w:name="contributing"/>
     <w:p>
       <w:pPr>
         <w:pStyle w:val="Heading2"/>
@@ -1208,7 +1237,7 @@
       <w:r>
         <w:t xml:space="preserve"> </w:t>
       </w:r>
-      <w:hyperlink r:id="rId35">
+      <w:hyperlink r:id="rId36">
         <w:r>
           <w:rPr>
             <w:rStyle w:val="Hyperlink"/>
@@ -1220,8 +1249,8 @@
         <w:t xml:space="preserve">.</w:t>
       </w:r>
     </w:p>
-    <w:bookmarkStart w:id="42" w:name="refs"/>
-    <w:bookmarkStart w:id="37" w:name="ref-luby2022pathway"/>
+    <w:bookmarkStart w:id="43" w:name="refs"/>
+    <w:bookmarkStart w:id="38" w:name="ref-luby2022pathway"/>
     <w:p>
       <w:pPr>
         <w:pStyle w:val="Bibliography"/>
@@ -1245,7 +1274,7 @@
       <w:r>
         <w:t xml:space="preserve"> </w:t>
       </w:r>
-      <w:hyperlink r:id="rId36">
+      <w:hyperlink r:id="rId37">
         <w:r>
           <w:rPr>
             <w:rStyle w:val="Hyperlink"/>
@@ -1257,8 +1286,8 @@
         <w:t xml:space="preserve">.</w:t>
       </w:r>
     </w:p>
-    <w:bookmarkEnd w:id="37"/>
-    <w:bookmarkStart w:id="39" w:name="ref-natphys2007elements"/>
+    <w:bookmarkEnd w:id="38"/>
+    <w:bookmarkStart w:id="40" w:name="ref-natphys2007elements"/>
     <w:p>
       <w:pPr>
         <w:pStyle w:val="Bibliography"/>
@@ -1291,7 +1320,7 @@
       <w:r>
         <w:t xml:space="preserve"> </w:t>
       </w:r>
-      <w:hyperlink r:id="rId38">
+      <w:hyperlink r:id="rId39">
         <w:r>
           <w:rPr>
             <w:rStyle w:val="Hyperlink"/>
@@ -1303,8 +1332,8 @@
         <w:t xml:space="preserve">.</w:t>
       </w:r>
     </w:p>
-    <w:bookmarkEnd w:id="39"/>
-    <w:bookmarkStart w:id="41" w:name="ref-savage2019"/>
+    <w:bookmarkEnd w:id="40"/>
+    <w:bookmarkStart w:id="42" w:name="ref-savage2019"/>
     <w:p>
       <w:pPr>
         <w:pStyle w:val="Bibliography"/>
@@ -1346,7 +1375,7 @@
       <w:r>
         <w:t xml:space="preserve"> </w:t>
       </w:r>
-      <w:hyperlink r:id="rId40">
+      <w:hyperlink r:id="rId41">
         <w:r>
           <w:rPr>
             <w:rStyle w:val="Hyperlink"/>
@@ -1358,9 +1387,9 @@
         <w:t xml:space="preserve">.</w:t>
       </w:r>
     </w:p>
-    <w:bookmarkEnd w:id="41"/>
     <w:bookmarkEnd w:id="42"/>
     <w:bookmarkEnd w:id="43"/>
+    <w:bookmarkEnd w:id="44"/>
     <w:sectPr>
       <w:footnotePr>
         <w:numRestart w:val="eachSect"/>
@@ -1599,6 +1628,9 @@
     <w:abstractNumId w:val="991"/>
   </w:num>
   <w:num w:numId="1008">
+    <w:abstractNumId w:val="991"/>
+  </w:num>
+  <w:num w:numId="1009">
     <w:abstractNumId w:val="991"/>
   </w:num>
 </w:numbering>

--- a/pr-preview/pr-213/chapters/intro-tracked-changes.docx
+++ b/pr-preview/pr-213/chapters/intro-tracked-changes.docx
@@ -26,7 +26,7 @@
       </w:pPr>
       <w:ins w:id="2" w:author="PR Preview" w:date="2026-01-01T00:00:00Z">
         <w:r>
-          <w:t xml:space="preserve">Last modified: 2026-10-16 00:04:38 (PDT)</w:t>
+          <w:t xml:space="preserve">Last modified: 2026-10-16 00:10:54 (PDT)</w:t>
         </w:r>
       </w:ins>
     </w:p>
@@ -928,7 +928,7 @@
       </w:r>
     </w:p>
     <w:bookmarkEnd w:id="30"/>
-    <w:bookmarkStart w:id="35" w:name="sec-further-reading"/>
+    <w:bookmarkStart w:id="36" w:name="sec-further-reading"/>
     <w:p>
       <w:pPr>
         <w:pStyle w:val="Heading2"/>
@@ -1181,7 +1181,7 @@
               <w:spacing w:before="16" w:after="16"/>
             </w:pPr>
             <w:r>
-              <w:t xml:space="preserve">This list began in the</w:t>
+              <w:t xml:space="preserve">This list traces back to the</w:t>
             </w:r>
             <w:r>
               <w:t xml:space="preserve"> </w:t>
@@ -1200,13 +1200,36 @@
             <w:r>
               <w:t xml:space="preserve">by Jade Benjamin-Chung.</w:t>
             </w:r>
+            <w:r>
+              <w:t xml:space="preserve"> </w:t>
+            </w:r>
+            <w:r>
+              <w:t xml:space="preserve">The</w:t>
+            </w:r>
+            <w:r>
+              <w:t xml:space="preserve"> </w:t>
+            </w:r>
+            <w:hyperlink r:id="rId35">
+              <w:r>
+                <w:rPr>
+                  <w:rStyle w:val="Hyperlink"/>
+                </w:rPr>
+                <w:t xml:space="preserve">Resources chapter</w:t>
+              </w:r>
+            </w:hyperlink>
+            <w:r>
+              <w:t xml:space="preserve"> </w:t>
+            </w:r>
+            <w:r>
+              <w:t xml:space="preserve">of the UCD-SERG lab manual has a related list.</w:t>
+            </w:r>
           </w:p>
           <w:p/>
         </w:tc>
       </w:tr>
     </w:tbl>
-    <w:bookmarkEnd w:id="35"/>
-    <w:bookmarkStart w:id="44" w:name="contributing"/>
+    <w:bookmarkEnd w:id="36"/>
+    <w:bookmarkStart w:id="45" w:name="contributing"/>
     <w:p>
       <w:pPr>
         <w:pStyle w:val="Heading2"/>
@@ -1237,7 +1260,7 @@
       <w:r>
         <w:t xml:space="preserve"> </w:t>
       </w:r>
-      <w:hyperlink r:id="rId36">
+      <w:hyperlink r:id="rId37">
         <w:r>
           <w:rPr>
             <w:rStyle w:val="Hyperlink"/>
@@ -1249,8 +1272,8 @@
         <w:t xml:space="preserve">.</w:t>
       </w:r>
     </w:p>
-    <w:bookmarkStart w:id="43" w:name="refs"/>
-    <w:bookmarkStart w:id="38" w:name="ref-luby2022pathway"/>
+    <w:bookmarkStart w:id="44" w:name="refs"/>
+    <w:bookmarkStart w:id="39" w:name="ref-luby2022pathway"/>
     <w:p>
       <w:pPr>
         <w:pStyle w:val="Bibliography"/>
@@ -1274,7 +1297,7 @@
       <w:r>
         <w:t xml:space="preserve"> </w:t>
       </w:r>
-      <w:hyperlink r:id="rId37">
+      <w:hyperlink r:id="rId38">
         <w:r>
           <w:rPr>
             <w:rStyle w:val="Hyperlink"/>
@@ -1286,8 +1309,8 @@
         <w:t xml:space="preserve">.</w:t>
       </w:r>
     </w:p>
-    <w:bookmarkEnd w:id="38"/>
-    <w:bookmarkStart w:id="40" w:name="ref-natphys2007elements"/>
+    <w:bookmarkEnd w:id="39"/>
+    <w:bookmarkStart w:id="41" w:name="ref-natphys2007elements"/>
     <w:p>
       <w:pPr>
         <w:pStyle w:val="Bibliography"/>
@@ -1320,7 +1343,7 @@
       <w:r>
         <w:t xml:space="preserve"> </w:t>
       </w:r>
-      <w:hyperlink r:id="rId39">
+      <w:hyperlink r:id="rId40">
         <w:r>
           <w:rPr>
             <w:rStyle w:val="Hyperlink"/>
@@ -1332,8 +1355,8 @@
         <w:t xml:space="preserve">.</w:t>
       </w:r>
     </w:p>
-    <w:bookmarkEnd w:id="40"/>
-    <w:bookmarkStart w:id="42" w:name="ref-savage2019"/>
+    <w:bookmarkEnd w:id="41"/>
+    <w:bookmarkStart w:id="43" w:name="ref-savage2019"/>
     <w:p>
       <w:pPr>
         <w:pStyle w:val="Bibliography"/>
@@ -1375,7 +1398,7 @@
       <w:r>
         <w:t xml:space="preserve"> </w:t>
       </w:r>
-      <w:hyperlink r:id="rId41">
+      <w:hyperlink r:id="rId42">
         <w:r>
           <w:rPr>
             <w:rStyle w:val="Hyperlink"/>
@@ -1387,9 +1410,9 @@
         <w:t xml:space="preserve">.</w:t>
       </w:r>
     </w:p>
-    <w:bookmarkEnd w:id="42"/>
     <w:bookmarkEnd w:id="43"/>
     <w:bookmarkEnd w:id="44"/>
+    <w:bookmarkEnd w:id="45"/>
     <w:sectPr>
       <w:footnotePr>
         <w:numRestart w:val="eachSect"/>

--- a/pr-preview/pr-213/chapters/intro-tracked-changes.docx
+++ b/pr-preview/pr-213/chapters/intro-tracked-changes.docx
@@ -26,7 +26,7 @@
       </w:pPr>
       <w:ins w:id="2" w:author="PR Preview" w:date="2026-01-01T00:00:00Z">
         <w:r>
-          <w:t xml:space="preserve">Last modified: 2026-10-16 00:10:54 (PDT)</w:t>
+          <w:t xml:space="preserve">Last modified: 2026-10-16 00:21:53 (PDT)</w:t>
         </w:r>
       </w:ins>
     </w:p>
@@ -1221,7 +1221,7 @@
               <w:t xml:space="preserve"> </w:t>
             </w:r>
             <w:r>
-              <w:t xml:space="preserve">of the UCD-SERG lab manual has a related list.</w:t>
+              <w:t xml:space="preserve">of the UCD-SERG lab manual has a version of this list.</w:t>
             </w:r>
           </w:p>
           <w:p/>

--- a/pr-preview/pr-213/chapters/intro-tracked-changes.docx
+++ b/pr-preview/pr-213/chapters/intro-tracked-changes.docx
@@ -26,7 +26,7 @@
       </w:pPr>
       <w:ins w:id="2" w:author="PR Preview" w:date="2026-01-01T00:00:00Z">
         <w:r>
-          <w:t xml:space="preserve">Last modified: 2026-10-16 00:21:53 (PDT)</w:t>
+          <w:t xml:space="preserve">Last modified: 2026-10-16 00:27:15 (PDT)</w:t>
         </w:r>
       </w:ins>
     </w:p>

--- a/pr-preview/pr-213/chapters/intro-tracked-changes.docx
+++ b/pr-preview/pr-213/chapters/intro-tracked-changes.docx
@@ -26,7 +26,7 @@
       </w:pPr>
       <w:ins w:id="2" w:author="PR Preview" w:date="2026-01-01T00:00:00Z">
         <w:r>
-          <w:t xml:space="preserve">Last modified: 2026-10-16 00:27:15 (PDT)</w:t>
+          <w:t xml:space="preserve">Last modified: 2026-10-16 00:38:59 (PDT)</w:t>
         </w:r>
       </w:ins>
     </w:p>
@@ -1200,34 +1200,46 @@
             <w:r>
               <w:t xml:space="preserve">by Jade Benjamin-Chung.</w:t>
             </w:r>
-            <w:r>
-              <w:t xml:space="preserve"> </w:t>
-            </w:r>
-            <w:r>
-              <w:t xml:space="preserve">The</w:t>
-            </w:r>
-            <w:r>
-              <w:t xml:space="preserve"> </w:t>
-            </w:r>
-            <w:hyperlink r:id="rId35">
-              <w:r>
-                <w:rPr>
-                  <w:rStyle w:val="Hyperlink"/>
-                </w:rPr>
-                <w:t xml:space="preserve">Resources chapter</w:t>
-              </w:r>
-            </w:hyperlink>
-            <w:r>
-              <w:t xml:space="preserve"> </w:t>
-            </w:r>
-            <w:r>
-              <w:t xml:space="preserve">of the UCD-SERG lab manual has a version of this list.</w:t>
-            </w:r>
           </w:p>
           <w:p/>
         </w:tc>
       </w:tr>
     </w:tbl>
+    <w:p>
+      <w:pPr>
+        <w:pStyle w:val="BodyText"/>
+      </w:pPr>
+      <w:ins w:id="3" w:author="PR Preview" w:date="2026-01-01T00:00:00Z">
+        <w:r>
+          <w:t xml:space="preserve">For further reading, see the</w:t>
+        </w:r>
+      </w:ins>
+      <w:ins w:id="4" w:author="PR Preview" w:date="2026-01-01T00:00:00Z">
+        <w:r>
+          <w:t xml:space="preserve"> </w:t>
+        </w:r>
+      </w:ins>
+      <w:hyperlink r:id="rId35">
+        <w:ins w:id="5" w:author="PR Preview" w:date="2026-01-01T00:00:00Z">
+          <w:r>
+            <w:rPr>
+              <w:rStyle w:val="Hyperlink"/>
+            </w:rPr>
+            <w:t xml:space="preserve">Resources chapter</w:t>
+          </w:r>
+        </w:ins>
+      </w:hyperlink>
+      <w:ins w:id="6" w:author="PR Preview" w:date="2026-01-01T00:00:00Z">
+        <w:r>
+          <w:t xml:space="preserve"> </w:t>
+        </w:r>
+      </w:ins>
+      <w:ins w:id="7" w:author="PR Preview" w:date="2026-01-01T00:00:00Z">
+        <w:r>
+          <w:t xml:space="preserve">of the UCD-SERG lab manual.</w:t>
+        </w:r>
+      </w:ins>
+    </w:p>
     <w:bookmarkEnd w:id="36"/>
     <w:bookmarkStart w:id="45" w:name="contributing"/>
     <w:p>

--- a/pr-preview/pr-213/chapters/intro-tracked-changes.docx
+++ b/pr-preview/pr-213/chapters/intro-tracked-changes.docx
@@ -26,7 +26,7 @@
       </w:pPr>
       <w:ins w:id="2" w:author="PR Preview" w:date="2026-01-01T00:00:00Z">
         <w:r>
-          <w:t xml:space="preserve">Last modified: 2026-10-16 00:38:59 (PDT)</w:t>
+          <w:t xml:space="preserve">Last modified: 2026-10-16 00:47:33 (PDT)</w:t>
         </w:r>
       </w:ins>
     </w:p>

--- a/pr-preview/pr-213/chapters/intro-tracked-changes.docx
+++ b/pr-preview/pr-213/chapters/intro-tracked-changes.docx
@@ -16,7 +16,7 @@
       </w:pPr>
       <w:del w:id="1" w:author="PR Preview" w:date="2026-01-01T00:00:00Z">
         <w:r>
-          <w:delText xml:space="preserve">Last modified: 2026-10-15 23:42:45 (PDT)</w:delText>
+          <w:delText xml:space="preserve">Last modified: 2026-10-16 05:04:39 (PDT)</w:delText>
         </w:r>
       </w:del>
     </w:p>
@@ -26,7 +26,7 @@
       </w:pPr>
       <w:ins w:id="2" w:author="PR Preview" w:date="2026-01-01T00:00:00Z">
         <w:r>
-          <w:t xml:space="preserve">Last modified: 2026-10-16 00:47:33 (PDT)</w:t>
+          <w:t xml:space="preserve">Last modified: 2026-10-16 05:05:17 (PDT)</w:t>
         </w:r>
       </w:ins>
     </w:p>
